--- a/resumes/Resume_Product_Security_Intern_ShopBack__startup_.docx
+++ b/resumes/Resume_Product_Security_Intern_ShopBack__startup_.docx
@@ -117,7 +117,7 @@
         <w:pBdr>
           <w:bottom w:val="single" w:sz="6" w:space="1" w:color="000000"/>
         </w:pBdr>
-        <w:spacing w:before="70" w:after="0"/>
+        <w:spacing w:before="99" w:after="0"/>
       </w:pPr>
       <w:r>
         <w:rPr>
@@ -295,7 +295,7 @@
     </w:p>
     <w:p>
       <w:pPr>
-        <w:spacing w:before="13" w:after="13"/>
+        <w:spacing w:before="20" w:after="20"/>
       </w:pPr>
     </w:p>
     <w:p>
@@ -303,7 +303,7 @@
         <w:pBdr>
           <w:bottom w:val="single" w:sz="6" w:space="1" w:color="000000"/>
         </w:pBdr>
-        <w:spacing w:before="70" w:after="0"/>
+        <w:spacing w:before="99" w:after="0"/>
       </w:pPr>
       <w:r>
         <w:rPr>
@@ -421,16 +421,16 @@
           <w:ilvl w:val="0"/>
           <w:numId w:val="2"/>
         </w:numPr>
-        <w:spacing w:before="13" w:after="23"/>
-      </w:pPr>
-      <w:r>
-        <w:rPr>
-          <w:rFonts w:ascii="Source Sans Pro" w:eastAsia="Source Sans Pro" w:hAnsi="Source Sans Pro" w:cs="Source Sans Pro"/>
-          <w:color w:val="000000"/>
-          <w:sz w:val="19"/>
-          <w:szCs w:val="19"/>
-        </w:rPr>
-        <w:t>Triaged 50+ weekly inventory reimbursement cases by severity and policy, applying structured workflows for timely decision-making and resource allocation.</w:t>
+        <w:spacing w:before="13" w:after="30"/>
+      </w:pPr>
+      <w:r>
+        <w:rPr>
+          <w:rFonts w:ascii="Source Sans Pro" w:eastAsia="Source Sans Pro" w:hAnsi="Source Sans Pro" w:cs="Source Sans Pro"/>
+          <w:color w:val="000000"/>
+          <w:sz w:val="19"/>
+          <w:szCs w:val="19"/>
+        </w:rPr>
+        <w:t>Triaged 50+ weekly inventory reimbursement cases by severity and policy eligibility, following structured workflows and escalation procedures, resulting in timely and accurate case resolutions.</w:t>
       </w:r>
     </w:p>
     <w:p>
@@ -440,16 +440,16 @@
           <w:ilvl w:val="0"/>
           <w:numId w:val="2"/>
         </w:numPr>
-        <w:spacing w:before="13" w:after="23"/>
-      </w:pPr>
-      <w:r>
-        <w:rPr>
-          <w:rFonts w:ascii="Source Sans Pro" w:eastAsia="Source Sans Pro" w:hAnsi="Source Sans Pro" w:cs="Source Sans Pro"/>
-          <w:color w:val="000000"/>
-          <w:sz w:val="19"/>
-          <w:szCs w:val="19"/>
-        </w:rPr>
-        <w:t>Investigated seller claims, identified policy violations and anomalous patterns, and escalated findings to senior reviewers.</w:t>
+        <w:spacing w:before="13" w:after="30"/>
+      </w:pPr>
+      <w:r>
+        <w:rPr>
+          <w:rFonts w:ascii="Source Sans Pro" w:eastAsia="Source Sans Pro" w:hAnsi="Source Sans Pro" w:cs="Source Sans Pro"/>
+          <w:color w:val="000000"/>
+          <w:sz w:val="19"/>
+          <w:szCs w:val="19"/>
+        </w:rPr>
+        <w:t>Investigated seller claims, identified policy violations and anomalous patterns, escalating findings to senior reviewers for improved case quality and reduced repeat-issue investigation time.</w:t>
       </w:r>
     </w:p>
     <w:p>
@@ -459,16 +459,16 @@
           <w:ilvl w:val="0"/>
           <w:numId w:val="2"/>
         </w:numPr>
-        <w:spacing w:before="13" w:after="23"/>
-      </w:pPr>
-      <w:r>
-        <w:rPr>
-          <w:rFonts w:ascii="Source Sans Pro" w:eastAsia="Source Sans Pro" w:hAnsi="Source Sans Pro" w:cs="Source Sans Pro"/>
-          <w:color w:val="000000"/>
-          <w:sz w:val="19"/>
-          <w:szCs w:val="19"/>
-        </w:rPr>
-        <w:t>Analyzed 200+ weekly cases, identifying recurring fraud patterns, reducing repeat-issue investigation time, and enhancing security and compliance.</w:t>
+        <w:spacing w:before="13" w:after="30"/>
+      </w:pPr>
+      <w:r>
+        <w:rPr>
+          <w:rFonts w:ascii="Source Sans Pro" w:eastAsia="Source Sans Pro" w:hAnsi="Source Sans Pro" w:cs="Source Sans Pro"/>
+          <w:color w:val="000000"/>
+          <w:sz w:val="19"/>
+          <w:szCs w:val="19"/>
+        </w:rPr>
+        <w:t>Analyzed root cause of seller claims and documented investigation findings, decisions, evidence notes, and corrective actions, maintaining audit-ready case records and ensuring compliance.</w:t>
       </w:r>
     </w:p>
     <w:p>
@@ -478,16 +478,16 @@
           <w:ilvl w:val="0"/>
           <w:numId w:val="2"/>
         </w:numPr>
-        <w:spacing w:before="13" w:after="23"/>
-      </w:pPr>
-      <w:r>
-        <w:rPr>
-          <w:rFonts w:ascii="Source Sans Pro" w:eastAsia="Source Sans Pro" w:hAnsi="Source Sans Pro" w:cs="Source Sans Pro"/>
-          <w:color w:val="000000"/>
-          <w:sz w:val="19"/>
-          <w:szCs w:val="19"/>
-        </w:rPr>
-        <w:t>Documented investigation findings, decisions, evidence, and corrective actions in audit-ready case records.</w:t>
+        <w:spacing w:before="13" w:after="30"/>
+      </w:pPr>
+      <w:r>
+        <w:rPr>
+          <w:rFonts w:ascii="Source Sans Pro" w:eastAsia="Source Sans Pro" w:hAnsi="Source Sans Pro" w:cs="Source Sans Pro"/>
+          <w:color w:val="000000"/>
+          <w:sz w:val="19"/>
+          <w:szCs w:val="19"/>
+        </w:rPr>
+        <w:t>Detected recurring fraud patterns, flagged early, reducing repeat-issue investigation time and demonstrating proactive risk mitigation.</w:t>
       </w:r>
     </w:p>
     <w:p>
@@ -495,7 +495,7 @@
         <w:pBdr>
           <w:bottom w:val="single" w:sz="6" w:space="1" w:color="000000"/>
         </w:pBdr>
-        <w:spacing w:before="13" w:after="13"/>
+        <w:spacing w:before="20" w:after="20"/>
         <w:rPr>
           <w:rFonts w:ascii="Source Sans Pro" w:eastAsia="Source Sans Pro" w:hAnsi="Source Sans Pro" w:cs="Source Sans Pro"/>
           <w:b/>
@@ -511,7 +511,7 @@
         <w:pBdr>
           <w:bottom w:val="single" w:sz="6" w:space="1" w:color="000000"/>
         </w:pBdr>
-        <w:spacing w:before="70" w:after="0"/>
+        <w:spacing w:before="99" w:after="0"/>
       </w:pPr>
       <w:r>
         <w:rPr>
@@ -542,7 +542,7 @@
             <w:szCs w:val="19"/>
             <w:u w:val="single"/>
           </w:rPr>
-          <w:t>Product Security Intern at ShopBack</w:t>
+          <w:t>Vulnerability Scanner and Patch Prioritization Engine</w:t>
         </w:r>
       </w:hyperlink>
       <w:r>
@@ -569,7 +569,7 @@
           <w:sz w:val="19"/>
           <w:szCs w:val="19"/>
         </w:rPr>
-        <w:t>structured escalation, severity-based prioritization, security, audit documentation, pattern recognition, Python, Bash, Nessus, OpenVAS, NVD API</w:t>
+        <w:t>Python, Bash, Nessus, OpenVAS, NVD API</w:t>
       </w:r>
     </w:p>
     <w:p>
@@ -579,16 +579,16 @@
           <w:ilvl w:val="0"/>
           <w:numId w:val="2"/>
         </w:numPr>
-        <w:spacing w:before="13" w:after="23"/>
-      </w:pPr>
-      <w:r>
-        <w:rPr>
-          <w:rFonts w:ascii="Source Sans Pro" w:eastAsia="Source Sans Pro" w:hAnsi="Source Sans Pro" w:cs="Source Sans Pro"/>
-          <w:color w:val="000000"/>
-          <w:sz w:val="19"/>
-          <w:szCs w:val="19"/>
-        </w:rPr>
-        <w:t>Developed structured escalation workflow for vulnerability reports classified by CVSS severity (vulnerability prioritisation) and EPSS context from the FIRST.org API using Python and Nessus REST API.</w:t>
+        <w:spacing w:before="13" w:after="30"/>
+      </w:pPr>
+      <w:r>
+        <w:rPr>
+          <w:rFonts w:ascii="Source Sans Pro" w:eastAsia="Source Sans Pro" w:hAnsi="Source Sans Pro" w:cs="Source Sans Pro"/>
+          <w:color w:val="000000"/>
+          <w:sz w:val="19"/>
+          <w:szCs w:val="19"/>
+        </w:rPr>
+        <w:t>Developed automated vulnerability assessment pipeline in Python integrating Nessus and OpenVAS REST APIs, generating CVE reports with CVSS severity and EPSS context from FIRST.org API.</w:t>
       </w:r>
     </w:p>
     <w:p>
@@ -598,16 +598,16 @@
           <w:ilvl w:val="0"/>
           <w:numId w:val="2"/>
         </w:numPr>
-        <w:spacing w:before="13" w:after="23"/>
-      </w:pPr>
-      <w:r>
-        <w:rPr>
-          <w:rFonts w:ascii="Source Sans Pro" w:eastAsia="Source Sans Pro" w:hAnsi="Source Sans Pro" w:cs="Source Sans Pro"/>
-          <w:color w:val="000000"/>
-          <w:sz w:val="19"/>
-          <w:szCs w:val="19"/>
-        </w:rPr>
-        <w:t>Developed Python web checker to detect injection, auth, and SSRF vulnerabilities, documenting SQL injection exploit and remediation techniques.</w:t>
+        <w:spacing w:before="13" w:after="30"/>
+      </w:pPr>
+      <w:r>
+        <w:rPr>
+          <w:rFonts w:ascii="Source Sans Pro" w:eastAsia="Source Sans Pro" w:hAnsi="Source Sans Pro" w:cs="Source Sans Pro"/>
+          <w:color w:val="000000"/>
+          <w:sz w:val="19"/>
+          <w:szCs w:val="19"/>
+        </w:rPr>
+        <w:t>Developed OWASP Top 10 automated web checker in Python to detect injection, auth, and SSRF vulnerabilities, documenting SQL injection remediation and parameterised query best practices.</w:t>
       </w:r>
     </w:p>
     <w:p>
@@ -617,21 +617,21 @@
           <w:ilvl w:val="0"/>
           <w:numId w:val="2"/>
         </w:numPr>
-        <w:spacing w:before="13" w:after="23"/>
-      </w:pPr>
-      <w:r>
-        <w:rPr>
-          <w:rFonts w:ascii="Source Sans Pro" w:eastAsia="Source Sans Pro" w:hAnsi="Source Sans Pro" w:cs="Source Sans Pro"/>
-          <w:color w:val="000000"/>
-          <w:sz w:val="19"/>
-          <w:szCs w:val="19"/>
-        </w:rPr>
-        <w:t>Automated scan scheduling via Bash and cron, building delta-scan logic to flag newly discovered CVEs and organize patch compliance (remediation tracking) tracking evidence.</w:t>
-      </w:r>
-    </w:p>
-    <w:p>
-      <w:pPr>
-        <w:spacing w:before="13" w:after="13"/>
+        <w:spacing w:before="13" w:after="30"/>
+      </w:pPr>
+      <w:r>
+        <w:rPr>
+          <w:rFonts w:ascii="Source Sans Pro" w:eastAsia="Source Sans Pro" w:hAnsi="Source Sans Pro" w:cs="Source Sans Pro"/>
+          <w:color w:val="000000"/>
+          <w:sz w:val="19"/>
+          <w:szCs w:val="19"/>
+        </w:rPr>
+        <w:t>Automated scan scheduling via Bash and cron; built delta-scan logic to flag newly discovered CVEs and organize patch compliance (remediation tracking) tracking evidence.</w:t>
+      </w:r>
+    </w:p>
+    <w:p>
+      <w:pPr>
+        <w:spacing w:before="20" w:after="20"/>
       </w:pPr>
     </w:p>
     <w:p>
@@ -651,7 +651,7 @@
             <w:szCs w:val="19"/>
             <w:u w:val="single"/>
           </w:rPr>
-          <w:t>Product Security Intern at ShopBack</w:t>
+          <w:t>SOC Automation and Threat Detection Lab</w:t>
         </w:r>
       </w:hyperlink>
       <w:r>
@@ -678,7 +678,7 @@
           <w:sz w:val="19"/>
           <w:szCs w:val="19"/>
         </w:rPr>
-        <w:t>structured escalation, severity-based prioritization, security, audit documentation, pattern recognition, Python, Splunk, Wireshark, Nmap, MITRE ATT&amp;CK</w:t>
+        <w:t>Python, Splunk, Wireshark, Nmap, MITRE ATT&amp;CK</w:t>
       </w:r>
     </w:p>
     <w:p>
@@ -688,16 +688,16 @@
           <w:ilvl w:val="0"/>
           <w:numId w:val="2"/>
         </w:numPr>
-        <w:spacing w:before="13" w:after="23"/>
-      </w:pPr>
-      <w:r>
-        <w:rPr>
-          <w:rFonts w:ascii="Source Sans Pro" w:eastAsia="Source Sans Pro" w:hAnsi="Source Sans Pro" w:cs="Source Sans Pro"/>
-          <w:color w:val="000000"/>
-          <w:sz w:val="19"/>
-          <w:szCs w:val="19"/>
-        </w:rPr>
-        <w:t>Deployed Splunk SIEM with SPL correlation searches for brute-force detection, lateral movement, and privilege escalation, mapping to MITRE ATT&amp;CK TTPs and writing incident reports.</w:t>
+        <w:spacing w:before="13" w:after="30"/>
+      </w:pPr>
+      <w:r>
+        <w:rPr>
+          <w:rFonts w:ascii="Source Sans Pro" w:eastAsia="Source Sans Pro" w:hAnsi="Source Sans Pro" w:cs="Source Sans Pro"/>
+          <w:color w:val="000000"/>
+          <w:sz w:val="19"/>
+          <w:szCs w:val="19"/>
+        </w:rPr>
+        <w:t>Deployed Splunk SIEM with SPL correlation searches for brute-force detection, lateral movement, and privilege escalation, mapped to MITRE ATT&amp;CK TTPs, and wrote incident report.</w:t>
       </w:r>
     </w:p>
     <w:p>
@@ -707,16 +707,16 @@
           <w:ilvl w:val="0"/>
           <w:numId w:val="2"/>
         </w:numPr>
-        <w:spacing w:before="13" w:after="23"/>
-      </w:pPr>
-      <w:r>
-        <w:rPr>
-          <w:rFonts w:ascii="Source Sans Pro" w:eastAsia="Source Sans Pro" w:hAnsi="Source Sans Pro" w:cs="Source Sans Pro"/>
-          <w:color w:val="000000"/>
-          <w:sz w:val="19"/>
-          <w:szCs w:val="19"/>
-        </w:rPr>
-        <w:t>Developed SOAR-style detection pipeline in Python, ingesting Splunk alerts, enriching with VirusTotal API, and dispatching Telegram notifications with severity classification.</w:t>
+        <w:spacing w:before="13" w:after="30"/>
+      </w:pPr>
+      <w:r>
+        <w:rPr>
+          <w:rFonts w:ascii="Source Sans Pro" w:eastAsia="Source Sans Pro" w:hAnsi="Source Sans Pro" w:cs="Source Sans Pro"/>
+          <w:color w:val="000000"/>
+          <w:sz w:val="19"/>
+          <w:szCs w:val="19"/>
+        </w:rPr>
+        <w:t>Developed SOAR-style detection pipeline in Python: ingested Splunk alerts, enriched with VirusTotal API IOC data, and dispatched Telegram notifications with severity classification.</w:t>
       </w:r>
     </w:p>
     <w:p>
@@ -726,16 +726,16 @@
           <w:ilvl w:val="0"/>
           <w:numId w:val="2"/>
         </w:numPr>
-        <w:spacing w:before="13" w:after="23"/>
-      </w:pPr>
-      <w:r>
-        <w:rPr>
-          <w:rFonts w:ascii="Source Sans Pro" w:eastAsia="Source Sans Pro" w:hAnsi="Source Sans Pro" w:cs="Source Sans Pro"/>
-          <w:color w:val="000000"/>
-          <w:sz w:val="19"/>
-          <w:szCs w:val="19"/>
-        </w:rPr>
-        <w:t>Converted detection logic to Sigma rules, analyzing TCP/IP in Wireshark to detect SYN scans, DNS tunnelling, and plaintext credential exposure.</w:t>
+        <w:spacing w:before="13" w:after="30"/>
+      </w:pPr>
+      <w:r>
+        <w:rPr>
+          <w:rFonts w:ascii="Source Sans Pro" w:eastAsia="Source Sans Pro" w:hAnsi="Source Sans Pro" w:cs="Source Sans Pro"/>
+          <w:color w:val="000000"/>
+          <w:sz w:val="19"/>
+          <w:szCs w:val="19"/>
+        </w:rPr>
+        <w:t>Converted detection logic to Sigma rules; analyzed TCP/IP sessions in Wireshark for SYN scans, DNS tunnelling, and plaintext credential exposure.</w:t>
       </w:r>
     </w:p>
     <w:p>
@@ -743,7 +743,7 @@
         <w:pBdr>
           <w:bottom w:val="single" w:sz="6" w:space="1" w:color="000000"/>
         </w:pBdr>
-        <w:spacing w:before="13" w:after="13"/>
+        <w:spacing w:before="20" w:after="20"/>
         <w:rPr>
           <w:rFonts w:ascii="Source Sans Pro" w:eastAsia="Source Sans Pro" w:hAnsi="Source Sans Pro" w:cs="Source Sans Pro"/>
           <w:b/>
@@ -759,7 +759,7 @@
         <w:pBdr>
           <w:bottom w:val="single" w:sz="6" w:space="1" w:color="000000"/>
         </w:pBdr>
-        <w:spacing w:before="70" w:after="0"/>
+        <w:spacing w:before="99" w:after="0"/>
       </w:pPr>
       <w:r>
         <w:rPr>
@@ -775,7 +775,7 @@
     </w:p>
     <w:p>
       <w:pPr>
-        <w:spacing w:before="37" w:after="37"/>
+        <w:spacing w:before="44" w:after="44"/>
       </w:pPr>
       <w:r>
         <w:rPr>
@@ -797,7 +797,7 @@
     </w:p>
     <w:p>
       <w:pPr>
-        <w:spacing w:before="37" w:after="37"/>
+        <w:spacing w:before="44" w:after="44"/>
       </w:pPr>
       <w:r>
         <w:rPr>
@@ -819,7 +819,7 @@
     </w:p>
     <w:p>
       <w:pPr>
-        <w:spacing w:before="37" w:after="37"/>
+        <w:spacing w:before="44" w:after="44"/>
       </w:pPr>
       <w:r>
         <w:rPr>
@@ -841,7 +841,7 @@
     </w:p>
     <w:p>
       <w:pPr>
-        <w:spacing w:before="37" w:after="37"/>
+        <w:spacing w:before="44" w:after="44"/>
       </w:pPr>
       <w:r>
         <w:rPr>
@@ -863,7 +863,7 @@
     </w:p>
     <w:p>
       <w:pPr>
-        <w:spacing w:before="37" w:after="37"/>
+        <w:spacing w:before="44" w:after="44"/>
       </w:pPr>
       <w:r>
         <w:rPr>
@@ -888,7 +888,7 @@
         <w:pBdr>
           <w:bottom w:val="single" w:sz="6" w:space="1" w:color="000000"/>
         </w:pBdr>
-        <w:spacing w:before="13" w:after="13"/>
+        <w:spacing w:before="20" w:after="20"/>
         <w:rPr>
           <w:rFonts w:ascii="Source Sans Pro" w:eastAsia="Source Sans Pro" w:hAnsi="Source Sans Pro" w:cs="Source Sans Pro"/>
           <w:b/>
@@ -904,7 +904,7 @@
         <w:pBdr>
           <w:bottom w:val="single" w:sz="6" w:space="1" w:color="000000"/>
         </w:pBdr>
-        <w:spacing w:before="70" w:after="0"/>
+        <w:spacing w:before="99" w:after="0"/>
       </w:pPr>
       <w:r>
         <w:rPr>
@@ -925,7 +925,7 @@
           <w:ilvl w:val="0"/>
           <w:numId w:val="2"/>
         </w:numPr>
-        <w:spacing w:before="13" w:after="23"/>
+        <w:spacing w:before="13" w:after="30"/>
       </w:pPr>
       <w:r>
         <w:rPr>
@@ -944,7 +944,7 @@
           <w:ilvl w:val="0"/>
           <w:numId w:val="2"/>
         </w:numPr>
-        <w:spacing w:before="13" w:after="23"/>
+        <w:spacing w:before="13" w:after="30"/>
       </w:pPr>
       <w:r>
         <w:rPr>
